--- a/content/w41.docx
+++ b/content/w41.docx
@@ -513,7 +513,7 @@
       </w:r>
     </w:p>
     <w:bookmarkEnd w:id="35"/>
-    <w:bookmarkStart w:id="45" w:name="additional-resources"/>
+    <w:bookmarkStart w:id="46" w:name="additional-resources"/>
     <w:p>
       <w:pPr>
         <w:pStyle w:val="Heading4"/>
@@ -580,6 +580,12 @@
           <w:t xml:space="preserve">https://www.3blue1brown.com/topics/neural-networks</w:t>
         </w:r>
       </w:hyperlink>
+      <w:r>
+        <w:t xml:space="preserve"> </w:t>
+      </w:r>
+      <w:r>
+        <w:t xml:space="preserve">(YouTube)</w:t>
+      </w:r>
     </w:p>
     <w:p>
       <w:pPr>
@@ -590,6 +596,32 @@
         </w:numPr>
       </w:pPr>
       <w:r>
+        <w:t xml:space="preserve">Andrej Karpathy, 2025.</w:t>
+      </w:r>
+      <w:r>
+        <w:t xml:space="preserve"> </w:t>
+      </w:r>
+      <w:hyperlink r:id="rId38">
+        <w:r>
+          <w:rPr>
+            <w:rStyle w:val="Hyperlink"/>
+          </w:rPr>
+          <w:t xml:space="preserve">“A Deep Dive into LLMs like ChatGPT”</w:t>
+        </w:r>
+      </w:hyperlink>
+      <w:r>
+        <w:t xml:space="preserve">. (YouTube)</w:t>
+      </w:r>
+    </w:p>
+    <w:p>
+      <w:pPr>
+        <w:pStyle w:val="Compact"/>
+        <w:numPr>
+          <w:ilvl w:val="0"/>
+          <w:numId w:val="1008"/>
+        </w:numPr>
+      </w:pPr>
+      <w:r>
         <w:t xml:space="preserve">Witt, Stephen.</w:t>
       </w:r>
       <w:r>
@@ -635,7 +667,7 @@
       <w:r>
         <w:t xml:space="preserve"> </w:t>
       </w:r>
-      <w:hyperlink r:id="rId38">
+      <w:hyperlink r:id="rId39">
         <w:r>
           <w:rPr>
             <w:rStyle w:val="Hyperlink"/>
@@ -666,7 +698,7 @@
       <w:r>
         <w:t xml:space="preserve"> </w:t>
       </w:r>
-      <w:hyperlink r:id="rId39">
+      <w:hyperlink r:id="rId40">
         <w:r>
           <w:rPr>
             <w:rStyle w:val="Hyperlink"/>
@@ -697,7 +729,7 @@
       <w:r>
         <w:t xml:space="preserve"> </w:t>
       </w:r>
-      <w:hyperlink r:id="rId40">
+      <w:hyperlink r:id="rId41">
         <w:r>
           <w:rPr>
             <w:rStyle w:val="Hyperlink"/>
@@ -815,7 +847,7 @@
       <w:r>
         <w:t xml:space="preserve">“</w:t>
       </w:r>
-      <w:hyperlink r:id="rId41">
+      <w:hyperlink r:id="rId42">
         <w:r>
           <w:rPr>
             <w:rStyle w:val="Hyperlink"/>
@@ -874,18 +906,18 @@
                 <wp:inline>
                   <wp:extent cx="152400" cy="152400"/>
                   <wp:effectExtent b="0" l="0" r="0" t="0"/>
-                  <wp:docPr descr="" title="" id="43" name="Picture"/>
+                  <wp:docPr descr="" title="" id="44" name="Picture"/>
                   <a:graphic>
                     <a:graphicData uri="http://schemas.openxmlformats.org/drawingml/2006/picture">
                       <pic:pic>
                         <pic:nvPicPr>
-                          <pic:cNvPr descr="/opt/quarto/share/formats/docx/tip.png" id="44" name="Picture"/>
+                          <pic:cNvPr descr="/opt/quarto/share/formats/docx/tip.png" id="45" name="Picture"/>
                           <pic:cNvPicPr>
                             <a:picLocks noChangeArrowheads="1" noChangeAspect="1"/>
                           </pic:cNvPicPr>
                         </pic:nvPicPr>
                         <pic:blipFill>
-                          <a:blip r:embed="rId42"/>
+                          <a:blip r:embed="rId43"/>
                           <a:stretch>
                             <a:fillRect/>
                           </a:stretch>
@@ -1010,7 +1042,7 @@
         </w:tc>
       </w:tr>
     </w:tbl>
-    <w:bookmarkEnd w:id="45"/>
+    <w:bookmarkEnd w:id="46"/>
     <w:sectPr>
       <w:footnotePr>
         <w:numRestart w:val="eachSect"/>

--- a/content/w41.docx
+++ b/content/w41.docx
@@ -7,7 +7,7 @@
         <w:pStyle w:val="Title"/>
       </w:pPr>
       <w:r>
-        <w:t xml:space="preserve">4.1 - Computation</w:t>
+        <w:t xml:space="preserve">4.1 - CC: Computation</w:t>
       </w:r>
     </w:p>
     <w:p>

--- a/content/w41.docx
+++ b/content/w41.docx
@@ -323,7 +323,7 @@
       </w:hyperlink>
     </w:p>
     <w:bookmarkEnd w:id="28"/>
-    <w:bookmarkStart w:id="35" w:name="browse"/>
+    <w:bookmarkStart w:id="37" w:name="browse"/>
     <w:p>
       <w:pPr>
         <w:pStyle w:val="Heading4"/>
@@ -512,8 +512,63 @@
         <w:t xml:space="preserve">”</w:t>
       </w:r>
     </w:p>
-    <w:bookmarkEnd w:id="35"/>
-    <w:bookmarkStart w:id="46" w:name="additional-resources"/>
+    <w:p>
+      <w:pPr>
+        <w:pStyle w:val="Compact"/>
+        <w:numPr>
+          <w:ilvl w:val="0"/>
+          <w:numId w:val="1006"/>
+        </w:numPr>
+      </w:pPr>
+      <w:hyperlink r:id="rId35">
+        <w:r>
+          <w:rPr>
+            <w:rStyle w:val="Hyperlink"/>
+            <w:i/>
+            <w:iCs/>
+          </w:rPr>
+          <w:t xml:space="preserve">The Silicon Engine: A Timeline of Semiconductors in Computers</w:t>
+        </w:r>
+      </w:hyperlink>
+      <w:r>
+        <w:t xml:space="preserve">. Computer History Museum.</w:t>
+      </w:r>
+    </w:p>
+    <w:p>
+      <w:pPr>
+        <w:pStyle w:val="Compact"/>
+        <w:numPr>
+          <w:ilvl w:val="0"/>
+          <w:numId w:val="1006"/>
+        </w:numPr>
+      </w:pPr>
+      <w:r>
+        <w:t xml:space="preserve">“</w:t>
+      </w:r>
+      <w:hyperlink r:id="rId36">
+        <w:r>
+          <w:rPr>
+            <w:rStyle w:val="Hyperlink"/>
+          </w:rPr>
+          <w:t xml:space="preserve">It’s the Most Indispensable Machine in the World - and It Depends on This Woman</w:t>
+        </w:r>
+      </w:hyperlink>
+      <w:r>
+        <w:t xml:space="preserve">”</w:t>
+      </w:r>
+      <w:r>
+        <w:t xml:space="preserve"> </w:t>
+      </w:r>
+      <w:r>
+        <w:rPr>
+          <w:i/>
+          <w:iCs/>
+        </w:rPr>
+        <w:t xml:space="preserve">Wall Street Journal</w:t>
+      </w:r>
+    </w:p>
+    <w:bookmarkEnd w:id="37"/>
+    <w:bookmarkStart w:id="48" w:name="additional-resources"/>
     <w:p>
       <w:pPr>
         <w:pStyle w:val="Heading4"/>
@@ -536,7 +591,7 @@
       <w:r>
         <w:t xml:space="preserve"> </w:t>
       </w:r>
-      <w:hyperlink r:id="rId36">
+      <w:hyperlink r:id="rId38">
         <w:r>
           <w:rPr>
             <w:rStyle w:val="Hyperlink"/>
@@ -572,7 +627,7 @@
       <w:r>
         <w:t xml:space="preserve"> </w:t>
       </w:r>
-      <w:hyperlink r:id="rId37">
+      <w:hyperlink r:id="rId39">
         <w:r>
           <w:rPr>
             <w:rStyle w:val="Hyperlink"/>
@@ -601,7 +656,7 @@
       <w:r>
         <w:t xml:space="preserve"> </w:t>
       </w:r>
-      <w:hyperlink r:id="rId38">
+      <w:hyperlink r:id="rId40">
         <w:r>
           <w:rPr>
             <w:rStyle w:val="Hyperlink"/>
@@ -667,7 +722,7 @@
       <w:r>
         <w:t xml:space="preserve"> </w:t>
       </w:r>
-      <w:hyperlink r:id="rId39">
+      <w:hyperlink r:id="rId41">
         <w:r>
           <w:rPr>
             <w:rStyle w:val="Hyperlink"/>
@@ -698,7 +753,7 @@
       <w:r>
         <w:t xml:space="preserve"> </w:t>
       </w:r>
-      <w:hyperlink r:id="rId40">
+      <w:hyperlink r:id="rId42">
         <w:r>
           <w:rPr>
             <w:rStyle w:val="Hyperlink"/>
@@ -729,7 +784,7 @@
       <w:r>
         <w:t xml:space="preserve"> </w:t>
       </w:r>
-      <w:hyperlink r:id="rId41">
+      <w:hyperlink r:id="rId43">
         <w:r>
           <w:rPr>
             <w:rStyle w:val="Hyperlink"/>
@@ -847,7 +902,7 @@
       <w:r>
         <w:t xml:space="preserve">“</w:t>
       </w:r>
-      <w:hyperlink r:id="rId42">
+      <w:hyperlink r:id="rId44">
         <w:r>
           <w:rPr>
             <w:rStyle w:val="Hyperlink"/>
@@ -906,18 +961,18 @@
                 <wp:inline>
                   <wp:extent cx="152400" cy="152400"/>
                   <wp:effectExtent b="0" l="0" r="0" t="0"/>
-                  <wp:docPr descr="" title="" id="44" name="Picture"/>
+                  <wp:docPr descr="" title="" id="46" name="Picture"/>
                   <a:graphic>
                     <a:graphicData uri="http://schemas.openxmlformats.org/drawingml/2006/picture">
                       <pic:pic>
                         <pic:nvPicPr>
-                          <pic:cNvPr descr="/opt/quarto/share/formats/docx/tip.png" id="45" name="Picture"/>
+                          <pic:cNvPr descr="/opt/quarto/share/formats/docx/tip.png" id="47" name="Picture"/>
                           <pic:cNvPicPr>
                             <a:picLocks noChangeArrowheads="1" noChangeAspect="1"/>
                           </pic:cNvPicPr>
                         </pic:nvPicPr>
                         <pic:blipFill>
-                          <a:blip r:embed="rId43"/>
+                          <a:blip r:embed="rId45"/>
                           <a:stretch>
                             <a:fillRect/>
                           </a:stretch>
@@ -1042,7 +1097,7 @@
         </w:tc>
       </w:tr>
     </w:tbl>
-    <w:bookmarkEnd w:id="46"/>
+    <w:bookmarkEnd w:id="48"/>
     <w:sectPr>
       <w:footnotePr>
         <w:numRestart w:val="eachSect"/>

--- a/content/w41.docx
+++ b/content/w41.docx
@@ -568,7 +568,7 @@
       </w:r>
     </w:p>
     <w:bookmarkEnd w:id="37"/>
-    <w:bookmarkStart w:id="48" w:name="additional-resources"/>
+    <w:bookmarkStart w:id="49" w:name="additional-resources"/>
     <w:p>
       <w:pPr>
         <w:pStyle w:val="Heading4"/>
@@ -810,6 +810,41 @@
         </w:numPr>
       </w:pPr>
       <w:r>
+        <w:t xml:space="preserve">Edwards, 2025.</w:t>
+      </w:r>
+      <w:r>
+        <w:t xml:space="preserve"> </w:t>
+      </w:r>
+      <w:r>
+        <w:t xml:space="preserve">“</w:t>
+      </w:r>
+      <w:hyperlink r:id="rId44">
+        <w:r>
+          <w:rPr>
+            <w:rStyle w:val="Hyperlink"/>
+          </w:rPr>
+          <w:t xml:space="preserve">With the launch of o3-pro, let’s talk about what AI “reasoning” actually does</w:t>
+        </w:r>
+      </w:hyperlink>
+      <w:r>
+        <w:t xml:space="preserve">”</w:t>
+      </w:r>
+      <w:r>
+        <w:t xml:space="preserve"> </w:t>
+      </w:r>
+      <w:r>
+        <w:t xml:space="preserve">Ars Technica.</w:t>
+      </w:r>
+    </w:p>
+    <w:p>
+      <w:pPr>
+        <w:pStyle w:val="Compact"/>
+        <w:numPr>
+          <w:ilvl w:val="0"/>
+          <w:numId w:val="1008"/>
+        </w:numPr>
+      </w:pPr>
+      <w:r>
         <w:t xml:space="preserve">Rumelhart,</w:t>
       </w:r>
       <w:r>
@@ -902,7 +937,7 @@
       <w:r>
         <w:t xml:space="preserve">“</w:t>
       </w:r>
-      <w:hyperlink r:id="rId44">
+      <w:hyperlink r:id="rId45">
         <w:r>
           <w:rPr>
             <w:rStyle w:val="Hyperlink"/>
@@ -961,18 +996,18 @@
                 <wp:inline>
                   <wp:extent cx="152400" cy="152400"/>
                   <wp:effectExtent b="0" l="0" r="0" t="0"/>
-                  <wp:docPr descr="" title="" id="46" name="Picture"/>
+                  <wp:docPr descr="" title="" id="47" name="Picture"/>
                   <a:graphic>
                     <a:graphicData uri="http://schemas.openxmlformats.org/drawingml/2006/picture">
                       <pic:pic>
                         <pic:nvPicPr>
-                          <pic:cNvPr descr="/opt/quarto/share/formats/docx/tip.png" id="47" name="Picture"/>
+                          <pic:cNvPr descr="/opt/quarto/share/formats/docx/tip.png" id="48" name="Picture"/>
                           <pic:cNvPicPr>
                             <a:picLocks noChangeArrowheads="1" noChangeAspect="1"/>
                           </pic:cNvPicPr>
                         </pic:nvPicPr>
                         <pic:blipFill>
-                          <a:blip r:embed="rId45"/>
+                          <a:blip r:embed="rId46"/>
                           <a:stretch>
                             <a:fillRect/>
                           </a:stretch>
@@ -1097,7 +1132,7 @@
         </w:tc>
       </w:tr>
     </w:tbl>
-    <w:bookmarkEnd w:id="48"/>
+    <w:bookmarkEnd w:id="49"/>
     <w:sectPr>
       <w:footnotePr>
         <w:numRestart w:val="eachSect"/>

--- a/content/w41.docx
+++ b/content/w41.docx
@@ -34,7 +34,7 @@
         <w:t xml:space="preserve">S2026</w:t>
       </w:r>
     </w:p>
-    <w:bookmarkStart w:id="20" w:name="think"/>
+    <w:bookmarkStart w:id="9" w:name="think"/>
     <w:p>
       <w:pPr>
         <w:pStyle w:val="Heading4"/>
@@ -59,8 +59,8 @@
         <w:t xml:space="preserve">How do computers work? Can they ”simulate” minds? Or can they be minds? Practically, what goes into making a computer, and how do technological constraints structure the nature of AI itself?</w:t>
       </w:r>
     </w:p>
-    <w:bookmarkEnd w:id="20"/>
-    <w:bookmarkStart w:id="26" w:name="watch"/>
+    <w:bookmarkEnd w:id="9"/>
+    <w:bookmarkStart w:id="15" w:name="watch"/>
     <w:p>
       <w:pPr>
         <w:pStyle w:val="Heading4"/>
@@ -86,7 +86,7 @@
       <w:r>
         <w:t xml:space="preserve">“</w:t>
       </w:r>
-      <w:hyperlink r:id="rId21">
+      <w:hyperlink r:id="rId10">
         <w:r>
           <w:rPr>
             <w:rStyle w:val="Hyperlink"/>
@@ -115,7 +115,7 @@
       <w:r>
         <w:t xml:space="preserve">“</w:t>
       </w:r>
-      <w:hyperlink r:id="rId22">
+      <w:hyperlink r:id="rId11">
         <w:r>
           <w:rPr>
             <w:rStyle w:val="Hyperlink"/>
@@ -175,7 +175,7 @@
       <w:r>
         <w:t xml:space="preserve">“</w:t>
       </w:r>
-      <w:hyperlink r:id="rId23">
+      <w:hyperlink r:id="rId12">
         <w:r>
           <w:rPr>
             <w:rStyle w:val="Hyperlink"/>
@@ -240,7 +240,7 @@
       <w:r>
         <w:t xml:space="preserve">“</w:t>
       </w:r>
-      <w:hyperlink r:id="rId24">
+      <w:hyperlink r:id="rId13">
         <w:r>
           <w:rPr>
             <w:rStyle w:val="Hyperlink"/>
@@ -273,7 +273,7 @@
       <w:r>
         <w:t xml:space="preserve">“</w:t>
       </w:r>
-      <w:hyperlink r:id="rId25">
+      <w:hyperlink r:id="rId14">
         <w:r>
           <w:rPr>
             <w:rStyle w:val="Hyperlink"/>
@@ -285,8 +285,8 @@
         <w:t xml:space="preserve">”</w:t>
       </w:r>
     </w:p>
-    <w:bookmarkEnd w:id="26"/>
-    <w:bookmarkStart w:id="28" w:name="listen"/>
+    <w:bookmarkEnd w:id="15"/>
+    <w:bookmarkStart w:id="17" w:name="listen"/>
     <w:p>
       <w:pPr>
         <w:pStyle w:val="Heading4"/>
@@ -313,7 +313,7 @@
       <w:r>
         <w:t xml:space="preserve"> </w:t>
       </w:r>
-      <w:hyperlink r:id="rId27">
+      <w:hyperlink r:id="rId16">
         <w:r>
           <w:rPr>
             <w:rStyle w:val="Hyperlink"/>
@@ -322,8 +322,8 @@
         </w:r>
       </w:hyperlink>
     </w:p>
-    <w:bookmarkEnd w:id="28"/>
-    <w:bookmarkStart w:id="37" w:name="browse"/>
+    <w:bookmarkEnd w:id="17"/>
+    <w:bookmarkStart w:id="26" w:name="browse"/>
     <w:p>
       <w:pPr>
         <w:pStyle w:val="Heading4"/>
@@ -349,7 +349,7 @@
       <w:r>
         <w:t xml:space="preserve">“</w:t>
       </w:r>
-      <w:hyperlink r:id="rId29">
+      <w:hyperlink r:id="rId18">
         <w:r>
           <w:rPr>
             <w:rStyle w:val="Hyperlink"/>
@@ -388,7 +388,7 @@
       <w:r>
         <w:t xml:space="preserve">“</w:t>
       </w:r>
-      <w:hyperlink r:id="rId30">
+      <w:hyperlink r:id="rId19">
         <w:r>
           <w:rPr>
             <w:rStyle w:val="Hyperlink"/>
@@ -426,7 +426,7 @@
       <w:r>
         <w:t xml:space="preserve"> </w:t>
       </w:r>
-      <w:hyperlink r:id="rId31">
+      <w:hyperlink r:id="rId20">
         <w:r>
           <w:rPr>
             <w:rStyle w:val="Hyperlink"/>
@@ -443,7 +443,7 @@
       <w:r>
         <w:t xml:space="preserve"> </w:t>
       </w:r>
-      <w:hyperlink r:id="rId32">
+      <w:hyperlink r:id="rId21">
         <w:r>
           <w:rPr>
             <w:rStyle w:val="Hyperlink"/>
@@ -471,7 +471,7 @@
       <w:r>
         <w:t xml:space="preserve">“</w:t>
       </w:r>
-      <w:hyperlink r:id="rId33">
+      <w:hyperlink r:id="rId22">
         <w:r>
           <w:rPr>
             <w:rStyle w:val="Hyperlink"/>
@@ -500,7 +500,7 @@
       <w:r>
         <w:t xml:space="preserve">“</w:t>
       </w:r>
-      <w:hyperlink r:id="rId34">
+      <w:hyperlink r:id="rId23">
         <w:r>
           <w:rPr>
             <w:rStyle w:val="Hyperlink"/>
@@ -520,7 +520,7 @@
           <w:numId w:val="1006"/>
         </w:numPr>
       </w:pPr>
-      <w:hyperlink r:id="rId35">
+      <w:hyperlink r:id="rId24">
         <w:r>
           <w:rPr>
             <w:rStyle w:val="Hyperlink"/>
@@ -545,7 +545,7 @@
       <w:r>
         <w:t xml:space="preserve">“</w:t>
       </w:r>
-      <w:hyperlink r:id="rId36">
+      <w:hyperlink r:id="rId25">
         <w:r>
           <w:rPr>
             <w:rStyle w:val="Hyperlink"/>
@@ -567,8 +567,8 @@
         <w:t xml:space="preserve">Wall Street Journal</w:t>
       </w:r>
     </w:p>
-    <w:bookmarkEnd w:id="37"/>
-    <w:bookmarkStart w:id="49" w:name="additional-resources"/>
+    <w:bookmarkEnd w:id="26"/>
+    <w:bookmarkStart w:id="38" w:name="additional-resources"/>
     <w:p>
       <w:pPr>
         <w:pStyle w:val="Heading4"/>
@@ -591,7 +591,7 @@
       <w:r>
         <w:t xml:space="preserve"> </w:t>
       </w:r>
-      <w:hyperlink r:id="rId38">
+      <w:hyperlink r:id="rId27">
         <w:r>
           <w:rPr>
             <w:rStyle w:val="Hyperlink"/>
@@ -627,7 +627,7 @@
       <w:r>
         <w:t xml:space="preserve"> </w:t>
       </w:r>
-      <w:hyperlink r:id="rId39">
+      <w:hyperlink r:id="rId28">
         <w:r>
           <w:rPr>
             <w:rStyle w:val="Hyperlink"/>
@@ -656,7 +656,7 @@
       <w:r>
         <w:t xml:space="preserve"> </w:t>
       </w:r>
-      <w:hyperlink r:id="rId40">
+      <w:hyperlink r:id="rId29">
         <w:r>
           <w:rPr>
             <w:rStyle w:val="Hyperlink"/>
@@ -722,7 +722,7 @@
       <w:r>
         <w:t xml:space="preserve"> </w:t>
       </w:r>
-      <w:hyperlink r:id="rId41">
+      <w:hyperlink r:id="rId30">
         <w:r>
           <w:rPr>
             <w:rStyle w:val="Hyperlink"/>
@@ -753,7 +753,7 @@
       <w:r>
         <w:t xml:space="preserve"> </w:t>
       </w:r>
-      <w:hyperlink r:id="rId42">
+      <w:hyperlink r:id="rId31">
         <w:r>
           <w:rPr>
             <w:rStyle w:val="Hyperlink"/>
@@ -784,7 +784,7 @@
       <w:r>
         <w:t xml:space="preserve"> </w:t>
       </w:r>
-      <w:hyperlink r:id="rId43">
+      <w:hyperlink r:id="rId32">
         <w:r>
           <w:rPr>
             <w:rStyle w:val="Hyperlink"/>
@@ -818,7 +818,7 @@
       <w:r>
         <w:t xml:space="preserve">“</w:t>
       </w:r>
-      <w:hyperlink r:id="rId44">
+      <w:hyperlink r:id="rId33">
         <w:r>
           <w:rPr>
             <w:rStyle w:val="Hyperlink"/>
@@ -937,7 +937,7 @@
       <w:r>
         <w:t xml:space="preserve">“</w:t>
       </w:r>
-      <w:hyperlink r:id="rId45">
+      <w:hyperlink r:id="rId34">
         <w:r>
           <w:rPr>
             <w:rStyle w:val="Hyperlink"/>
@@ -996,18 +996,18 @@
                 <wp:inline>
                   <wp:extent cx="152400" cy="152400"/>
                   <wp:effectExtent b="0" l="0" r="0" t="0"/>
-                  <wp:docPr descr="" title="" id="47" name="Picture"/>
+                  <wp:docPr descr="" title="" id="36" name="Picture"/>
                   <a:graphic>
                     <a:graphicData uri="http://schemas.openxmlformats.org/drawingml/2006/picture">
                       <pic:pic>
                         <pic:nvPicPr>
-                          <pic:cNvPr descr="/opt/quarto/share/formats/docx/tip.png" id="48" name="Picture"/>
+                          <pic:cNvPr descr="/opt/quarto/share/formats/docx/tip.png" id="37" name="Picture"/>
                           <pic:cNvPicPr>
                             <a:picLocks noChangeArrowheads="1" noChangeAspect="1"/>
                           </pic:cNvPicPr>
                         </pic:nvPicPr>
                         <pic:blipFill>
-                          <a:blip r:embed="rId46"/>
+                          <a:blip r:embed="rId35"/>
                           <a:stretch>
                             <a:fillRect/>
                           </a:stretch>
@@ -1132,7 +1132,7 @@
         </w:tc>
       </w:tr>
     </w:tbl>
-    <w:bookmarkEnd w:id="49"/>
+    <w:bookmarkEnd w:id="38"/>
     <w:sectPr>
       <w:footnotePr>
         <w:numRestart w:val="eachSect"/>
@@ -1384,10 +1384,10 @@
   <w:docDefaults>
     <w:rPrDefault>
       <w:rPr>
-        <w:rFonts w:asciiTheme="minorHAnsi" w:cstheme="minorBidi" w:eastAsiaTheme="minorHAnsi" w:hAnsiTheme="minorHAnsi"/>
+        <w:rFonts w:asciiTheme="minorHAnsi" w:cstheme="minorBidi" w:eastAsiaTheme="minorEastAsia" w:hAnsiTheme="minorHAnsi"/>
         <w:sz w:val="24"/>
         <w:szCs w:val="24"/>
-        <w:lang w:bidi="ar-SA" w:eastAsia="en-US" w:val="en-US"/>
+        <w:lang w:bidi="ar-SA" w:eastAsia="zh-CN" w:val="en-US"/>
       </w:rPr>
     </w:rPrDefault>
     <w:pPrDefault>
@@ -1928,13 +1928,6 @@
       </w:tblCellMar>
     </w:tblPr>
     <w:tblStylePr w:type="firstRow">
-      <w:tblPr>
-        <w:jc w:val="left"/>
-        <w:tblInd w:type="dxa" w:w="0"/>
-      </w:tblPr>
-      <w:trPr>
-        <w:jc w:val="left"/>
-      </w:trPr>
       <w:tcPr>
         <w:tcBorders>
           <w:bottom w:val="single"/>
